--- a/NIDReport_2026_Final_forPrint.docx
+++ b/NIDReport_2026_Final_forPrint.docx
@@ -102,6 +102,7 @@
         <w:t>Governance, Accessibility and Accountability</w:t>
       </w:r>
     </w:p>
+    <w:p/>
     <w:p>
       <w:pPr>
         <w:pBdr>
@@ -547,7 +548,6 @@
           <w:bCs/>
           <w:color w:val="000000"/>
         </w:rPr>
-        <w:lastRenderedPageBreak/>
         <w:t>Nepal’s Biometric Present: Governance, Access and Accountability</w:t>
       </w:r>
     </w:p>
@@ -732,13 +732,7 @@
         <w:rPr>
           <w:color w:val="000000"/>
         </w:rPr>
-        <w:t xml:space="preserve">Shubha Kayastha, </w:t>
-      </w:r>
-      <w:r>
-        <w:rPr>
-          <w:color w:val="000000"/>
-        </w:rPr>
-        <w:t xml:space="preserve">Sapana Sanjeevani, </w:t>
+        <w:t xml:space="preserve">Shubha Kayastha, Sapana Sanjeevani, </w:t>
       </w:r>
       <w:proofErr w:type="spellStart"/>
       <w:r>
@@ -1406,7 +1400,6 @@
           <w:sz w:val="62"/>
           <w:szCs w:val="62"/>
         </w:rPr>
-        <w:lastRenderedPageBreak/>
         <w:t>Contents</w:t>
       </w:r>
     </w:p>
@@ -2420,7 +2413,6 @@
           <w:sz w:val="30"/>
           <w:szCs w:val="30"/>
         </w:rPr>
-        <w:lastRenderedPageBreak/>
         <w:t>List of Boxes</w:t>
       </w:r>
     </w:p>
@@ -2859,7 +2851,6 @@
           <w:sz w:val="24"/>
           <w:szCs w:val="24"/>
         </w:rPr>
-        <w:lastRenderedPageBreak/>
         <w:t>Acronyms</w:t>
       </w:r>
     </w:p>
@@ -4042,7 +4033,6 @@
       <w:bookmarkStart w:id="4" w:name="_heading=h.z0tvl5s4kr9w" w:colFirst="0" w:colLast="0"/>
       <w:bookmarkEnd w:id="4"/>
       <w:r>
-        <w:lastRenderedPageBreak/>
         <w:t>Terminologies used</w:t>
       </w:r>
     </w:p>
@@ -4225,11 +4215,7 @@
         <w:t>Digital Literacy</w:t>
       </w:r>
       <w:r>
-        <w:t xml:space="preserve">: It builds on basic literacy skills to provide an understanding of how digital technology works and how to use it effectively. It includes skills such as evaluating online information, using digital devices, navigating the internet, and being </w:t>
-      </w:r>
-      <w:r>
-        <w:lastRenderedPageBreak/>
-        <w:t xml:space="preserve">aware of key issues such as privacy, cybersecurity, informed consent, and data breaches.      </w:t>
+        <w:t xml:space="preserve">: It builds on basic literacy skills to provide an understanding of how digital technology works and how to use it effectively. It includes skills such as evaluating online information, using digital devices, navigating the internet, and being aware of key issues such as privacy, cybersecurity, informed consent, and data breaches.      </w:t>
       </w:r>
     </w:p>
     <w:p>
@@ -4450,7 +4436,6 @@
           <w:b/>
           <w:bCs/>
         </w:rPr>
-        <w:lastRenderedPageBreak/>
         <w:t>Personal Data</w:t>
       </w:r>
       <w:r>
@@ -4547,7 +4532,6 @@
       <w:bookmarkStart w:id="6" w:name="_heading=h.fde3m4iqoeuv" w:colFirst="0" w:colLast="0"/>
       <w:bookmarkEnd w:id="6"/>
       <w:r>
-        <w:lastRenderedPageBreak/>
         <w:t>Executive summary</w:t>
       </w:r>
     </w:p>
@@ -4758,11 +4742,7 @@
         <w:spacing w:before="280" w:after="280"/>
       </w:pPr>
       <w:r>
-        <w:t xml:space="preserve">A critical gap persists between official policy commitments and their tangible delivery on the ground. Unfolding through an opaque, top-down strategy, Nepal’s NID implementation reflects minimal public participation and limited institutional foresight. The state’s push toward ‘smart’ governance remains largely speculative, unbacked by the necessary capital and regulatory commitments to build strong digital public infrastructure. Without targeted </w:t>
-      </w:r>
-      <w:r>
-        <w:lastRenderedPageBreak/>
-        <w:t xml:space="preserve">investments in technology adoption, robust data governance, and digital inclusion, Nepal risks cementing a fragile infrastructure alongside an alienated public.      </w:t>
+        <w:t xml:space="preserve">A critical gap persists between official policy commitments and their tangible delivery on the ground. Unfolding through an opaque, top-down strategy, Nepal’s NID implementation reflects minimal public participation and limited institutional foresight. The state’s push toward ‘smart’ governance remains largely speculative, unbacked by the necessary capital and regulatory commitments to build strong digital public infrastructure. Without targeted investments in technology adoption, robust data governance, and digital inclusion, Nepal risks cementing a fragile infrastructure alongside an alienated public.      </w:t>
       </w:r>
     </w:p>
     <w:p>
@@ -5238,14 +5218,7 @@
         <w:rPr>
           <w:color w:val="000000"/>
         </w:rPr>
-        <w:t xml:space="preserve"> and Nepali women married to foreign nationals. Women’s rights advocates demanded the removal of the Act’s contradictory provisions, which discriminate against women and prevent them and their children from </w:t>
-      </w:r>
-      <w:r>
-        <w:rPr>
-          <w:color w:val="000000"/>
-        </w:rPr>
-        <w:lastRenderedPageBreak/>
-        <w:t xml:space="preserve">securing citizenship certificates or digital enrollment. </w:t>
+        <w:t xml:space="preserve"> and Nepali women married to foreign nationals. Women’s rights advocates demanded the removal of the Act’s contradictory provisions, which discriminate against women and prevent them and their children from securing citizenship certificates or digital enrollment. </w:t>
       </w:r>
       <w:proofErr w:type="gramStart"/>
       <w:r>
@@ -5521,7 +5494,6 @@
         <w:rPr>
           <w:color w:val="000000"/>
         </w:rPr>
-        <w:lastRenderedPageBreak/>
         <w:t xml:space="preserve">There is a growing </w:t>
       </w:r>
       <w:r>
@@ -5565,15 +5537,7 @@
         </w:rPr>
       </w:pPr>
       <w:r>
-        <w:t xml:space="preserve">However, in trying to make identification more modern and efficient, some governments and donors are working with private companies in a way that may separate identification from actual citizenship rights. They justify this by saying it will make access to services more secure and inclusive. But this shift raises concerns about whether people’s full rights as citizens are still </w:t>
-      </w:r>
-      <w:proofErr w:type="gramStart"/>
-      <w:r>
-        <w:t>being respected</w:t>
-      </w:r>
-      <w:proofErr w:type="gramEnd"/>
-      <w:r>
-        <w:t xml:space="preserve"> in the process</w:t>
+        <w:t>However, in trying to make identification more modern and efficient, some governments and donors are working with private companies in a way that may separate identification from actual citizenship rights. They justify this by saying it will make access to services more secure and inclusive. But this shift raises concerns about whether people’s full rights as citizens are still being respected in the process</w:t>
       </w:r>
       <w:r>
         <w:rPr>
@@ -5905,7 +5869,6 @@
         <w:rPr>
           <w:color w:val="000000"/>
         </w:rPr>
-        <w:lastRenderedPageBreak/>
         <w:t xml:space="preserve">This study expands on Body and Data’s previous research on the National ID (see Box 1), which focused on </w:t>
       </w:r>
       <w:proofErr w:type="gramStart"/>
@@ -6323,7 +6286,6 @@
         <w:rPr>
           <w:color w:val="000000"/>
         </w:rPr>
-        <w:lastRenderedPageBreak/>
         <w:t>Khotang</w:t>
       </w:r>
       <w:proofErr w:type="spellEnd"/>
@@ -6922,14 +6884,7 @@
         <w:rPr>
           <w:color w:val="000000"/>
         </w:rPr>
-        <w:t xml:space="preserve"> Echoing these concerns, a spokesperson at the Ministry of Communication and Information Technology acknowledged that the bill on cyber-security had been under discussion for a long time. </w:t>
-      </w:r>
-      <w:r>
-        <w:rPr>
-          <w:color w:val="000000"/>
-        </w:rPr>
-        <w:lastRenderedPageBreak/>
-        <w:t xml:space="preserve">However, it has now come into effect as the National Cyber Policy, 2023. </w:t>
+        <w:t xml:space="preserve"> Echoing these concerns, a spokesperson at the Ministry of Communication and Information Technology acknowledged that the bill on cyber-security had been under discussion for a long time. However, it has now come into effect as the National Cyber Policy, 2023. </w:t>
       </w:r>
       <w:r>
         <w:t xml:space="preserve">Despite such efforts, Nepal lacks a comprehensive data protection policy. </w:t>
@@ -7266,14 +7221,7 @@
         <w:rPr>
           <w:color w:val="000000"/>
         </w:rPr>
-        <w:t xml:space="preserve">) began printing National ID </w:t>
-      </w:r>
-      <w:r>
-        <w:rPr>
-          <w:color w:val="000000"/>
-        </w:rPr>
-        <w:lastRenderedPageBreak/>
-        <w:t>cards for citizens who were enrolled during the pilot phase in 2018. By that date, the government spending had reached an estimated USD 4,878,698.</w:t>
+        <w:t>) began printing National ID cards for citizens who were enrolled during the pilot phase in 2018. By that date, the government spending had reached an estimated USD 4,878,698.</w:t>
       </w:r>
       <w:r>
         <w:rPr>
@@ -7623,15 +7571,7 @@
               <w:widowControl w:val="0"/>
             </w:pPr>
             <w:r>
-              <w:t xml:space="preserve">The contract to process and deliver </w:t>
-            </w:r>
-            <w:proofErr w:type="gramStart"/>
-            <w:r>
-              <w:t>the cards</w:t>
-            </w:r>
-            <w:proofErr w:type="gramEnd"/>
-            <w:r>
-              <w:t xml:space="preserve"> was signed in 2018 with IDEMIA.</w:t>
+              <w:t>The contract to process and deliver the cards was signed in 2018 with IDEMIA.</w:t>
             </w:r>
           </w:p>
         </w:tc>
@@ -7703,11 +7643,7 @@
               <w:jc w:val="both"/>
             </w:pPr>
             <w:r>
-              <w:t xml:space="preserve">Demographic Details: Stores personal details like name, date of birth, gender, </w:t>
-            </w:r>
-            <w:r>
-              <w:lastRenderedPageBreak/>
-              <w:t>address, and citizenship information.</w:t>
+              <w:t>Demographic Details: Stores personal details like name, date of birth, gender, address, and citizenship information.</w:t>
             </w:r>
           </w:p>
           <w:p>
@@ -7808,7 +7744,6 @@
                 <w:b/>
                 <w:bCs/>
               </w:rPr>
-              <w:lastRenderedPageBreak/>
               <w:t>Enrollment Process</w:t>
             </w:r>
           </w:p>
@@ -8112,11 +8047,7 @@
             </w:r>
             <w:proofErr w:type="spellEnd"/>
             <w:r>
-              <w:t xml:space="preserve">) and public statements by government representatives, the NID Card is closely </w:t>
-            </w:r>
-            <w:r>
-              <w:lastRenderedPageBreak/>
-              <w:t xml:space="preserve">linked to the state’s vision of nation-building, driven by goals of prosperity and administrative efficiency. </w:t>
+              <w:t xml:space="preserve">) and public statements by government representatives, the NID Card is closely linked to the state’s vision of nation-building, driven by goals of prosperity and administrative efficiency. </w:t>
             </w:r>
           </w:p>
           <w:p>
@@ -8322,7 +8253,6 @@
               <w:pStyle w:val="Heading3"/>
               <w:widowControl/>
               <w:jc w:val="both"/>
-              <w:outlineLvl w:val="2"/>
             </w:pPr>
             <w:bookmarkStart w:id="13" w:name="_heading=h.rqe9pptku6fl" w:colFirst="0" w:colLast="0"/>
             <w:bookmarkEnd w:id="13"/>
@@ -8708,7 +8638,6 @@
                     <w:b/>
                     <w:bCs/>
                   </w:rPr>
-                  <w:lastRenderedPageBreak/>
                   <w:t>April 2010</w:t>
                 </w:r>
                 <w:r>
@@ -8977,7 +8906,6 @@
         </w:rPr>
       </w:pPr>
       <w:r>
-        <w:lastRenderedPageBreak/>
         <w:t>Drawing on global trends in digital identification</w:t>
       </w:r>
       <w:r>
@@ -9251,14 +9179,7 @@
         <w:rPr>
           <w:color w:val="000000"/>
         </w:rPr>
-        <w:t xml:space="preserve">Historical controversies over Nepali citizenship have left millions of residents without citizenship certificates. Recent disputes concerning children of parents with “birthright” citizenship cards have significantly increased this exclusion. The National ID system is likely to reinforce these inequalities, as its distribution does not address existing social divisions </w:t>
-      </w:r>
-      <w:r>
-        <w:rPr>
-          <w:color w:val="000000"/>
-        </w:rPr>
-        <w:lastRenderedPageBreak/>
-        <w:t>based on caste, class, gender, and ethnicity. Instead, the move to digital identification may create new forms of exclusion and discrimination.</w:t>
+        <w:t>Historical controversies over Nepali citizenship have left millions of residents without citizenship certificates. Recent disputes concerning children of parents with “birthright” citizenship cards have significantly increased this exclusion. The National ID system is likely to reinforce these inequalities, as its distribution does not address existing social divisions based on caste, class, gender, and ethnicity. Instead, the move to digital identification may create new forms of exclusion and discrimination.</w:t>
       </w:r>
     </w:p>
     <w:p>
@@ -9711,11 +9632,7 @@
       </w:r>
       <w:proofErr w:type="spellEnd"/>
       <w:r>
-        <w:t xml:space="preserve">: “This may be intended to make the national system more organized. The National ID Card seems to simplify various processes, making it more convenient for citizens and even more so for the </w:t>
-      </w:r>
-      <w:r>
-        <w:lastRenderedPageBreak/>
-        <w:t>state. The government benefits significantly, particularly through increased control over its citizens.”</w:t>
+        <w:t>: “This may be intended to make the national system more organized. The National ID Card seems to simplify various processes, making it more convenient for citizens and even more so for the state. The government benefits significantly, particularly through increased control over its citizens.”</w:t>
       </w:r>
       <w:r>
         <w:rPr>
@@ -10067,7 +9984,6 @@
         <w:rPr>
           <w:color w:val="000000"/>
         </w:rPr>
-        <w:lastRenderedPageBreak/>
         <w:t xml:space="preserve">A government officer from </w:t>
       </w:r>
       <w:proofErr w:type="spellStart"/>
@@ -10530,14 +10446,7 @@
         <w:rPr>
           <w:color w:val="000000"/>
         </w:rPr>
-        <w:t xml:space="preserve"> Before reissuing their ID cards, users had to submit a request form to correct the information, which was then confirmed by an operator and </w:t>
-      </w:r>
-      <w:r>
-        <w:rPr>
-          <w:color w:val="000000"/>
-        </w:rPr>
-        <w:lastRenderedPageBreak/>
-        <w:t>verified by a verifying officer.</w:t>
+        <w:t xml:space="preserve"> Before reissuing their ID cards, users had to submit a request form to correct the information, which was then confirmed by an operator and verified by a verifying officer.</w:t>
       </w:r>
       <w:r>
         <w:rPr>
@@ -10934,7 +10843,6 @@
         <w:rPr>
           <w:color w:val="000000"/>
         </w:rPr>
-        <w:lastRenderedPageBreak/>
         <w:t>Grievances against government inefficiency are widespread, with the following sentiment from users being common:</w:t>
       </w:r>
     </w:p>
@@ -11255,21 +11163,21 @@
         <w:rPr>
           <w:color w:val="000000"/>
         </w:rPr>
-        <w:t xml:space="preserve">, where it had been more than 18 months </w:t>
+        <w:t xml:space="preserve">, where it had been more than 18 months while this </w:t>
       </w:r>
       <w:proofErr w:type="gramStart"/>
       <w:r>
         <w:rPr>
           <w:color w:val="000000"/>
         </w:rPr>
-        <w:t>while</w:t>
+        <w:t>field work</w:t>
       </w:r>
       <w:proofErr w:type="gramEnd"/>
       <w:r>
         <w:rPr>
           <w:color w:val="000000"/>
         </w:rPr>
-        <w:t xml:space="preserve"> this field work was conducted, most users have no clue as to why there was such a delay. They have not even checked the whereabouts of the ID card at the ward office or the CDO office. They were not even informed about its status by their local officers or local representatives. Citizens who have inquired about the whereabouts of their ID card have said that even local officers and representatives have “no clue” about the delay, so they are unable to provide specific answers regarding when and how the ID card will be distributed.</w:t>
+        <w:t xml:space="preserve"> was conducted, most users have no clue as to why there was such a delay. They have not even checked the whereabouts of the ID card at the ward office or the CDO office. They were not even informed about its status by their local officers or local representatives. Citizens who have inquired about the whereabouts of their ID card have said that even local officers and representatives have “no clue” about the delay, so they are unable to provide specific answers regarding when and how the ID card will be distributed.</w:t>
       </w:r>
       <w:r>
         <w:rPr>
@@ -11316,7 +11224,6 @@
         <w:rPr>
           <w:color w:val="000000"/>
         </w:rPr>
-        <w:lastRenderedPageBreak/>
         <w:t xml:space="preserve">The information vacuum highlights the top-down approach of the project, where even authorities at local levels are not informed about the processing status and use of NID. Since the biometric project is conceived, designed, and owned by the federal government, local officers and representatives feel helpless regarding existing delays. The CDO in </w:t>
       </w:r>
       <w:proofErr w:type="spellStart"/>
@@ -11690,7 +11597,6 @@
       <w:bookmarkStart w:id="18" w:name="_heading=h.89orjawnq08j" w:colFirst="0" w:colLast="0"/>
       <w:bookmarkEnd w:id="18"/>
       <w:r>
-        <w:lastRenderedPageBreak/>
         <w:t>Difficulties within</w:t>
       </w:r>
     </w:p>
@@ -11988,14 +11894,7 @@
         <w:rPr>
           <w:color w:val="000000"/>
         </w:rPr>
-        <w:t xml:space="preserve"> voiced concerns that the federal government’s expectations to transition digitally without investing in administrative arrangements and human resources are “unconvincing” and only make their work more difficult. Echoing these </w:t>
-      </w:r>
-      <w:r>
-        <w:rPr>
-          <w:color w:val="000000"/>
-        </w:rPr>
-        <w:lastRenderedPageBreak/>
-        <w:t xml:space="preserve">concerns, the IT director at the </w:t>
+        <w:t xml:space="preserve"> voiced concerns that the federal government’s expectations to transition digitally without investing in administrative arrangements and human resources are “unconvincing” and only make their work more difficult. Echoing these concerns, the IT director at the </w:t>
       </w:r>
       <w:proofErr w:type="spellStart"/>
       <w:r>
@@ -12073,7 +11972,6 @@
               <w:pStyle w:val="Heading3"/>
               <w:widowControl/>
               <w:jc w:val="both"/>
-              <w:outlineLvl w:val="2"/>
             </w:pPr>
             <w:bookmarkStart w:id="19" w:name="_heading=h.kcm87gr1fgpd" w:colFirst="0" w:colLast="0"/>
             <w:bookmarkEnd w:id="19"/>
@@ -12337,7 +12235,6 @@
       <w:bookmarkStart w:id="20" w:name="_heading=h.d009zu10cxht" w:colFirst="0" w:colLast="0"/>
       <w:bookmarkEnd w:id="20"/>
       <w:r>
-        <w:lastRenderedPageBreak/>
         <w:t>Digital literacy</w:t>
       </w:r>
     </w:p>
@@ -12518,11 +12415,7 @@
     </w:p>
     <w:p>
       <w:r>
-        <w:t xml:space="preserve">Being “digitally literate” means more than just knowing how to use a device. It also means understanding when it is appropriate to use a digital tool and when it is better to ask for help from another person. True digital literacy combines technical skills with good judgment and the ability to navigate both digital and human systems. Digitally literate individuals need to </w:t>
-      </w:r>
-      <w:r>
-        <w:lastRenderedPageBreak/>
-        <w:t>engage with online content responsibly, understanding its social, legal, and environmental impacts. As digital landscapes are changing rapidly, they also need to commit to ongoing learning, regularly updating their skills to adapt to new digital tools and platforms.</w:t>
+        <w:t>Being “digitally literate” means more than just knowing how to use a device. It also means understanding when it is appropriate to use a digital tool and when it is better to ask for help from another person. True digital literacy combines technical skills with good judgment and the ability to navigate both digital and human systems. Digitally literate individuals need to engage with online content responsibly, understanding its social, legal, and environmental impacts. As digital landscapes are changing rapidly, they also need to commit to ongoing learning, regularly updating their skills to adapt to new digital tools and platforms.</w:t>
       </w:r>
     </w:p>
     <w:p>
@@ -13245,7 +13138,6 @@
         <w:rPr>
           <w:color w:val="000000"/>
         </w:rPr>
-        <w:lastRenderedPageBreak/>
         <w:t>The NID is designed to be a functional identification card with its main objective being the digital identification of all citizens.</w:t>
       </w:r>
       <w:r>
@@ -13422,7 +13314,6 @@
                   <w:pStyle w:val="Heading3"/>
                   <w:widowControl/>
                   <w:jc w:val="both"/>
-                  <w:outlineLvl w:val="2"/>
                 </w:pPr>
                 <w:r>
                   <w:t>Box 8: Making NID mandatory: Resistance and Reversals</w:t>
@@ -13477,11 +13368,7 @@
                   <w:spacing w:before="240" w:after="240"/>
                 </w:pPr>
                 <w:r>
-                  <w:t xml:space="preserve">However, in early January 2025, the Nepal Rastra Bank (NRB) issued a directive requiring the NID number to open new bank accounts starting from January 14, 2025. This move was based on the same June 2024 Gazette notice, which financial institutions were </w:t>
-                </w:r>
-                <w:r>
-                  <w:lastRenderedPageBreak/>
-                  <w:t>instructed to follow. Several major banks began rejecting new account applications without an NID number, leading to confusion among customers.</w:t>
+                  <w:t>However, in early January 2025, the Nepal Rastra Bank (NRB) issued a directive requiring the NID number to open new bank accounts starting from January 14, 2025. This move was based on the same June 2024 Gazette notice, which financial institutions were instructed to follow. Several major banks began rejecting new account applications without an NID number, leading to confusion among customers.</w:t>
                 </w:r>
               </w:p>
               <w:p>
@@ -13546,7 +13433,6 @@
         <w:rPr>
           <w:color w:val="000000"/>
         </w:rPr>
-        <w:lastRenderedPageBreak/>
         <w:t xml:space="preserve"> </w:t>
       </w:r>
     </w:p>
@@ -13738,19 +13624,15 @@
         </w:rPr>
       </w:pPr>
       <w:r>
-        <w:t xml:space="preserve">The second pattern emerged from human errors made while filling out forms, as well as from the process used by mobile stations to handle offline applications. If mistakes such as typos or inconsistencies were identified later, the form was automatically marked as “pending.” The errors were more common in the case of mobile stations where the online verification process was unavailable at the spot, and only when the details were entered </w:t>
+        <w:t xml:space="preserve">The second pattern emerged from human errors made while filling out forms, as well as from the process used by mobile stations to handle offline applications. If mistakes such as typos or inconsistencies were identified later, the form was automatically marked as “pending.” The errors were more common in the case of mobile stations where the online verification process was unavailable at the spot, and only when the details were entered online </w:t>
       </w:r>
       <w:proofErr w:type="gramStart"/>
       <w:r>
-        <w:t>online errors</w:t>
+        <w:t>errors were</w:t>
       </w:r>
       <w:proofErr w:type="gramEnd"/>
       <w:r>
-        <w:t xml:space="preserve"> were </w:t>
-      </w:r>
-      <w:r>
-        <w:lastRenderedPageBreak/>
-        <w:t xml:space="preserve">detected later.  </w:t>
+        <w:t xml:space="preserve"> detected later.  </w:t>
       </w:r>
       <w:r>
         <w:rPr>
@@ -14394,7 +14276,6 @@
         <w:t xml:space="preserve">, a respondent </w:t>
       </w:r>
       <w:r>
-        <w:lastRenderedPageBreak/>
         <w:t xml:space="preserve">described a </w:t>
       </w:r>
       <w:r>
@@ -14410,35 +14291,7 @@
         <w:rPr>
           <w:color w:val="000000"/>
         </w:rPr>
-        <w:t xml:space="preserve">grew up without a </w:t>
-      </w:r>
-      <w:proofErr w:type="gramStart"/>
-      <w:r>
-        <w:rPr>
-          <w:color w:val="000000"/>
-        </w:rPr>
-        <w:t>family, “</w:t>
-      </w:r>
-      <w:proofErr w:type="gramEnd"/>
-      <w:r>
-        <w:rPr>
-          <w:color w:val="000000"/>
-        </w:rPr>
-        <w:t xml:space="preserve">might not know the name of their own mother, let alone that of their grandfather and </w:t>
-      </w:r>
-      <w:proofErr w:type="gramStart"/>
-      <w:r>
-        <w:rPr>
-          <w:color w:val="000000"/>
-        </w:rPr>
-        <w:t>grandmother.”</w:t>
-      </w:r>
-      <w:proofErr w:type="gramEnd"/>
-      <w:r>
-        <w:rPr>
-          <w:color w:val="000000"/>
-        </w:rPr>
-        <w:t xml:space="preserve"> </w:t>
+        <w:t xml:space="preserve">grew up without a family, “might not know the name of their own mother, let alone that of their grandfather and grandmother.” </w:t>
       </w:r>
     </w:p>
     <w:p>
@@ -14785,14 +14638,7 @@
         <w:rPr>
           <w:color w:val="000000"/>
         </w:rPr>
-        <w:t xml:space="preserve">An officer responsible for taking biometric records at the CDO office admitted that there are difficulties in capturing retinal scans of local citizens with diverse features, particularly senior </w:t>
-      </w:r>
-      <w:r>
-        <w:rPr>
-          <w:color w:val="000000"/>
-        </w:rPr>
-        <w:lastRenderedPageBreak/>
-        <w:t>citizens.”</w:t>
+        <w:t>An officer responsible for taking biometric records at the CDO office admitted that there are difficulties in capturing retinal scans of local citizens with diverse features, particularly senior citizens.”</w:t>
       </w:r>
       <w:r>
         <w:rPr>
@@ -15169,7 +15015,6 @@
     <w:p/>
     <w:p>
       <w:r>
-        <w:lastRenderedPageBreak/>
         <w:t>Another major concern is the lack of information about how personal data, including sensitive details about gender identity, will be protected. People fear their privacy will be violated, especially if their gender expression does not match their legal gender. Some participants who have already received their NID shared their experience of being asked invasive questions in public such as, “Why are you unmarried even at the age of 35?”. Being questioned about one’s gender identity, particularly in their hometowns where being out could be dangerous poses the risk of further social marginalization and ostracization. The risk of their gender identity being revealed to local officials who know them personally was also flagged as a serious concern, potentially creating unsafe situations at home.</w:t>
       </w:r>
     </w:p>
@@ -15220,7 +15065,6 @@
           <w:p>
             <w:pPr>
               <w:pStyle w:val="Heading3"/>
-              <w:outlineLvl w:val="2"/>
             </w:pPr>
             <w:bookmarkStart w:id="31" w:name="_heading=h.6vu5it7tmxjf" w:colFirst="0" w:colLast="0"/>
             <w:bookmarkEnd w:id="31"/>
@@ -15299,7 +15143,6 @@
       <w:bookmarkStart w:id="32" w:name="_heading=h.y1a0zaa902nw" w:colFirst="0" w:colLast="0"/>
       <w:bookmarkEnd w:id="32"/>
       <w:r>
-        <w:lastRenderedPageBreak/>
         <w:t>Lack of Public Consultations</w:t>
       </w:r>
     </w:p>
@@ -15729,11 +15572,7 @@
       </w:r>
       <w:proofErr w:type="gramEnd"/>
       <w:r>
-        <w:t xml:space="preserve"> access services, as it was a mandatory requirement, but were not provided with adequate information or guidance. This gave the impression that the government was relying on coercive tactics rather than meaningful engagement and support. They felt that the government is not serious about training public officials to use technology in a way that respects and includes people from all backgrounds. The current system is lacking in </w:t>
-      </w:r>
-      <w:r>
-        <w:lastRenderedPageBreak/>
-        <w:t xml:space="preserve">sensitivity and awareness toward demographic diversity and the specific needs of the queer community. </w:t>
+        <w:t xml:space="preserve"> access services, as it was a mandatory requirement, but were not provided with adequate information or guidance. This gave the impression that the government was relying on coercive tactics rather than meaningful engagement and support. They felt that the government is not serious about training public officials to use technology in a way that respects and includes people from all backgrounds. The current system is lacking in sensitivity and awareness toward demographic diversity and the specific needs of the queer community. </w:t>
       </w:r>
     </w:p>
     <w:p>
@@ -15942,7 +15781,6 @@
         </w:rPr>
       </w:pPr>
       <w:r>
-        <w:lastRenderedPageBreak/>
         <w:t xml:space="preserve">Our field research found gaps in technical capacity, training and literacy, transparency, and institutional clarity. </w:t>
       </w:r>
     </w:p>
@@ -16086,11 +15924,7 @@
     </w:p>
     <w:p>
       <w:r>
-        <w:t xml:space="preserve">The NID system was launched in a context where no comprehensive data protection laws existed. Given the scale and sensitivity of the data involved, it was crucial for the NID </w:t>
-      </w:r>
-      <w:r>
-        <w:lastRenderedPageBreak/>
-        <w:t xml:space="preserve">initiative to develop and publish a clear data governance framework. Such a framework serves as a foundation for responsible data management by defining protocols for data ownership, secure storage, access control, data sharing, and system interoperability. It also ensures compliance with privacy standards and emphasizes the importance of regular training and awareness to uphold accountability. </w:t>
+        <w:t xml:space="preserve">The NID system was launched in a context where no comprehensive data protection laws existed. Given the scale and sensitivity of the data involved, it was crucial for the NID initiative to develop and publish a clear data governance framework. Such a framework serves as a foundation for responsible data management by defining protocols for data ownership, secure storage, access control, data sharing, and system interoperability. It also ensures compliance with privacy standards and emphasizes the importance of regular training and awareness to uphold accountability. </w:t>
       </w:r>
     </w:p>
     <w:p/>
@@ -16280,7 +16114,6 @@
     <w:p/>
     <w:p>
       <w:r>
-        <w:lastRenderedPageBreak/>
         <w:t>A joint-secretary at the Ministry of Communication and Information Technology, who was earlier involved in the making of the National ID bill, accepts the fact that while the government is capable of ensuring physical security and secure data access, “it is technically not well-equipped to develop its protection system”. If such a situation remains for long, as stated by the officer, “growing interference in the personal lives and private choices of Nepalis” would invite many problems in the future.</w:t>
       </w:r>
       <w:r>
@@ -16400,11 +16233,7 @@
         <w:spacing w:before="240" w:after="240"/>
       </w:pPr>
       <w:r>
-        <w:t xml:space="preserve">In the past, and even now, it was common to give one’s Citizenship Certificate to family members, trusted friends, or neighbors when needed. The sharing of this foundational document spanned all kinds of official uses, setting up small enterprises, purchasing property, taking loans, or joining community groups. Because of such practices, for many users, sharing personal information, even digitally, is considered “normal.” At the same time, many </w:t>
-      </w:r>
-      <w:r>
-        <w:lastRenderedPageBreak/>
-        <w:t>also recounted how such sharing had led to violations of rights, including loss of property, unauthorized access to personal data, and interception of official correspondence.</w:t>
+        <w:t>In the past, and even now, it was common to give one’s Citizenship Certificate to family members, trusted friends, or neighbors when needed. The sharing of this foundational document spanned all kinds of official uses, setting up small enterprises, purchasing property, taking loans, or joining community groups. Because of such practices, for many users, sharing personal information, even digitally, is considered “normal.” At the same time, many also recounted how such sharing had led to violations of rights, including loss of property, unauthorized access to personal data, and interception of official correspondence.</w:t>
       </w:r>
     </w:p>
     <w:p>
@@ -16559,11 +16388,7 @@
       </w:r>
       <w:proofErr w:type="spellEnd"/>
       <w:r>
-        <w:t xml:space="preserve"> mentioned, such cases are not even recorded here. Only cases like someone berating someone on social media, or publicizing someone’s personal information are recorded, and these cases </w:t>
-      </w:r>
-      <w:r>
-        <w:lastRenderedPageBreak/>
-        <w:t xml:space="preserve">are very limited in number. He further explained </w:t>
+        <w:t xml:space="preserve"> mentioned, such cases are not even recorded here. Only cases like someone berating someone on social media, or publicizing someone’s personal information are recorded, and these cases are very limited in number. He further explained </w:t>
       </w:r>
       <w:proofErr w:type="gramStart"/>
       <w:r>
@@ -16659,7 +16484,6 @@
     <w:p/>
     <w:p>
       <w:r>
-        <w:lastRenderedPageBreak/>
         <w:t>Given that our laws are patriarchal and contain loopholes, the use of biometric information authorized by law and justified by security or development narratives can jeopardize vulnerable groups. Narratives of security and development should not come at the expense of the rights, security and freedom of disadvantaged and vulnerable individuals and groups.</w:t>
       </w:r>
     </w:p>
@@ -16774,7 +16598,6 @@
         <w:rPr>
           <w:color w:val="000000"/>
         </w:rPr>
-        <w:lastRenderedPageBreak/>
         <w:t xml:space="preserve">Building on the previous work and recommendations by Body &amp; Data (see Box </w:t>
       </w:r>
       <w:r>
@@ -17297,7 +17120,6 @@
       <w:bookmarkStart w:id="45" w:name="_heading=h.3k8ic7mcttui" w:colFirst="0" w:colLast="0"/>
       <w:bookmarkEnd w:id="45"/>
       <w:r>
-        <w:lastRenderedPageBreak/>
         <w:t>Recommendations for the government</w:t>
       </w:r>
     </w:p>
@@ -17483,7 +17305,6 @@
           <w:b/>
           <w:bCs/>
         </w:rPr>
-        <w:lastRenderedPageBreak/>
         <w:t xml:space="preserve">Ensure secure interoperability, inter-agency coordination, and institutional clarity: </w:t>
       </w:r>
       <w:r>
@@ -17631,11 +17452,7 @@
         <w:spacing w:before="240" w:after="240"/>
       </w:pPr>
       <w:r>
-        <w:t xml:space="preserve">In Nepal, the private sector has played a commendable role in laying the groundwork for digital public infrastructure (DPI), including proactive efforts in advancing digital literacy </w:t>
-      </w:r>
-      <w:r>
-        <w:lastRenderedPageBreak/>
-        <w:t>programs. However, there have also been instances where private actors have avoided accountability, undermining trust and rights-based practices.</w:t>
+        <w:t>In Nepal, the private sector has played a commendable role in laying the groundwork for digital public infrastructure (DPI), including proactive efforts in advancing digital literacy programs. However, there have also been instances where private actors have avoided accountability, undermining trust and rights-based practices.</w:t>
       </w:r>
     </w:p>
     <w:p>
@@ -17695,23 +17512,7 @@
           <w:b/>
           <w:bCs/>
         </w:rPr>
-        <w:t>13. Contribute to public awareness and multi-</w:t>
-      </w:r>
-      <w:proofErr w:type="gramStart"/>
-      <w:r>
-        <w:rPr>
-          <w:b/>
-          <w:bCs/>
-        </w:rPr>
-        <w:t>stakeholders</w:t>
-      </w:r>
-      <w:proofErr w:type="gramEnd"/>
-      <w:r>
-        <w:rPr>
-          <w:b/>
-          <w:bCs/>
-        </w:rPr>
-        <w:t xml:space="preserve"> collaboration: </w:t>
+        <w:t xml:space="preserve">13. Contribute to public awareness and multi-stakeholders collaboration: </w:t>
       </w:r>
       <w:r>
         <w:t xml:space="preserve">Private sector actors should utilize their customer onboarding platforms to educate the public on digital rights, privacy settings, and data protection. Furthermore, businesses must collaborate with state agencies, civil society organizations, and policy experts to develop open technical standards and co-create ethical AI and data governance frameworks.      </w:t>
@@ -17779,15 +17580,7 @@
       </w:r>
       <w:proofErr w:type="gramEnd"/>
       <w:r>
-        <w:t xml:space="preserve"> advocate comprehensive technological policies that prioritize privacy and rigorous data protection while upholding human dignity and equity in digital governance. </w:t>
-      </w:r>
-      <w:proofErr w:type="gramStart"/>
-      <w:r>
-        <w:t>This imperatives</w:t>
-      </w:r>
-      <w:proofErr w:type="gramEnd"/>
-      <w:r>
-        <w:t xml:space="preserve"> entails advancing data protection legislation anchored in international standards, promoting safeguards against state surveillance, behavioral profiling, and algorithmic discrimination, and ensuring that digital identity never serves as a      mandatory barrier to essential public services. </w:t>
+        <w:t xml:space="preserve"> advocate comprehensive technological policies that prioritize privacy and rigorous data protection while upholding human dignity and equity in digital governance. This imperatives entails advancing data protection legislation anchored in international standards, promoting safeguards against state surveillance, behavioral profiling, and algorithmic discrimination, and ensuring that digital identity never serves as a      mandatory barrier to essential public services. </w:t>
       </w:r>
     </w:p>
     <w:p>
@@ -17802,11 +17595,7 @@
         <w:t xml:space="preserve">15. Strengthen digital literacy and digital rights education: </w:t>
       </w:r>
       <w:r>
-        <w:t xml:space="preserve">CSOs can serve as vital partners alongside the state, empowering communities, especially historically marginalized groups, through digital literacy initiatives. These programs should explicitly integrate digital </w:t>
-      </w:r>
-      <w:r>
-        <w:lastRenderedPageBreak/>
-        <w:t>rights education, ensuring that citizens not only acquire the technical skills required to navigate digital systems but also cultivate the critical agency necessary to hold the government and service providers accountable. Furthermore, these efforts must demystify the institutional implications of linking the NID system to basic welfare services while providing transparent, accessible pathways to legal recourse for those who experience administrative exclusion.</w:t>
+        <w:t>CSOs can serve as vital partners alongside the state, empowering communities, especially historically marginalized groups, through digital literacy initiatives. These programs should explicitly integrate digital rights education, ensuring that citizens not only acquire the technical skills required to navigate digital systems but also cultivate the critical agency necessary to hold the government and service providers accountable. Furthermore, these efforts must demystify the institutional implications of linking the NID system to basic welfare services while providing transparent, accessible pathways to legal recourse for those who experience administrative exclusion.</w:t>
       </w:r>
     </w:p>
     <w:p>
@@ -18261,7 +18050,6 @@
         <w:rPr>
           <w:color w:val="000000"/>
         </w:rPr>
-        <w:lastRenderedPageBreak/>
         <w:t xml:space="preserve">Brase, Twila and Matt Flanders. 2018. Exposing </w:t>
       </w:r>
       <w:proofErr w:type="spellStart"/>
@@ -18943,7 +18731,6 @@
         <w:rPr>
           <w:color w:val="000000"/>
         </w:rPr>
-        <w:lastRenderedPageBreak/>
         <w:t xml:space="preserve">Shrestha, Sabin and Sabin Mulmi. 2016. </w:t>
       </w:r>
       <w:r>
@@ -19339,7 +19126,25 @@
           <w:sz w:val="22"/>
           <w:szCs w:val="22"/>
         </w:rPr>
-        <w:t xml:space="preserve"> (DoNIDCR, 2024b: 2).</w:t>
+        <w:t xml:space="preserve"> (</w:t>
+      </w:r>
+      <w:proofErr w:type="spellStart"/>
+      <w:r>
+        <w:rPr>
+          <w:color w:val="000000"/>
+          <w:sz w:val="22"/>
+          <w:szCs w:val="22"/>
+        </w:rPr>
+        <w:t>DoNIDCR</w:t>
+      </w:r>
+      <w:proofErr w:type="spellEnd"/>
+      <w:r>
+        <w:rPr>
+          <w:color w:val="000000"/>
+          <w:sz w:val="22"/>
+          <w:szCs w:val="22"/>
+        </w:rPr>
+        <w:t>, 2024b: 2).</w:t>
       </w:r>
     </w:p>
   </w:footnote>
@@ -19418,7 +19223,25 @@
           <w:sz w:val="22"/>
           <w:szCs w:val="22"/>
         </w:rPr>
-        <w:t xml:space="preserve"> (DoNIDCR, 2020).  </w:t>
+        <w:t xml:space="preserve"> (</w:t>
+      </w:r>
+      <w:proofErr w:type="spellStart"/>
+      <w:r>
+        <w:rPr>
+          <w:color w:val="000000"/>
+          <w:sz w:val="22"/>
+          <w:szCs w:val="22"/>
+        </w:rPr>
+        <w:t>DoNIDCR</w:t>
+      </w:r>
+      <w:proofErr w:type="spellEnd"/>
+      <w:r>
+        <w:rPr>
+          <w:color w:val="000000"/>
+          <w:sz w:val="22"/>
+          <w:szCs w:val="22"/>
+        </w:rPr>
+        <w:t xml:space="preserve">, 2020).  </w:t>
       </w:r>
     </w:p>
   </w:footnote>
@@ -19450,7 +19273,25 @@
           <w:sz w:val="22"/>
           <w:szCs w:val="22"/>
         </w:rPr>
-        <w:t xml:space="preserve"> (Buggeland, Ann, 1999).</w:t>
+        <w:t xml:space="preserve"> (</w:t>
+      </w:r>
+      <w:proofErr w:type="spellStart"/>
+      <w:r>
+        <w:rPr>
+          <w:color w:val="000000"/>
+          <w:sz w:val="22"/>
+          <w:szCs w:val="22"/>
+        </w:rPr>
+        <w:t>Buggeland</w:t>
+      </w:r>
+      <w:proofErr w:type="spellEnd"/>
+      <w:r>
+        <w:rPr>
+          <w:color w:val="000000"/>
+          <w:sz w:val="22"/>
+          <w:szCs w:val="22"/>
+        </w:rPr>
+        <w:t>, Ann, 1999).</w:t>
       </w:r>
     </w:p>
   </w:footnote>
@@ -19482,7 +19323,25 @@
           <w:sz w:val="22"/>
           <w:szCs w:val="22"/>
         </w:rPr>
-        <w:t xml:space="preserve"> (Gelb and Diofasi Metz, 2017).</w:t>
+        <w:t xml:space="preserve"> (Gelb and </w:t>
+      </w:r>
+      <w:proofErr w:type="spellStart"/>
+      <w:r>
+        <w:rPr>
+          <w:color w:val="000000"/>
+          <w:sz w:val="22"/>
+          <w:szCs w:val="22"/>
+        </w:rPr>
+        <w:t>Diofasi</w:t>
+      </w:r>
+      <w:proofErr w:type="spellEnd"/>
+      <w:r>
+        <w:rPr>
+          <w:color w:val="000000"/>
+          <w:sz w:val="22"/>
+          <w:szCs w:val="22"/>
+        </w:rPr>
+        <w:t xml:space="preserve"> Metz, 2017).</w:t>
       </w:r>
     </w:p>
   </w:footnote>
@@ -19652,7 +19511,25 @@
           <w:sz w:val="22"/>
           <w:szCs w:val="22"/>
         </w:rPr>
-        <w:t xml:space="preserve"> (Breckenridge, 2019); (Ziewitz, 2016).</w:t>
+        <w:t xml:space="preserve"> (Breckenridge, 2019); (</w:t>
+      </w:r>
+      <w:proofErr w:type="spellStart"/>
+      <w:r>
+        <w:rPr>
+          <w:color w:val="000000"/>
+          <w:sz w:val="22"/>
+          <w:szCs w:val="22"/>
+        </w:rPr>
+        <w:t>Ziewitz</w:t>
+      </w:r>
+      <w:proofErr w:type="spellEnd"/>
+      <w:r>
+        <w:rPr>
+          <w:color w:val="000000"/>
+          <w:sz w:val="22"/>
+          <w:szCs w:val="22"/>
+        </w:rPr>
+        <w:t>, 2016).</w:t>
       </w:r>
     </w:p>
   </w:footnote>
@@ -19812,7 +19689,25 @@
           <w:sz w:val="22"/>
           <w:szCs w:val="22"/>
         </w:rPr>
-        <w:t xml:space="preserve"> (Quote in Nayapatriak, 2023).  </w:t>
+        <w:t xml:space="preserve"> (Quote in </w:t>
+      </w:r>
+      <w:proofErr w:type="spellStart"/>
+      <w:r>
+        <w:rPr>
+          <w:color w:val="000000"/>
+          <w:sz w:val="22"/>
+          <w:szCs w:val="22"/>
+        </w:rPr>
+        <w:t>Nayapatriak</w:t>
+      </w:r>
+      <w:proofErr w:type="spellEnd"/>
+      <w:r>
+        <w:rPr>
+          <w:color w:val="000000"/>
+          <w:sz w:val="22"/>
+          <w:szCs w:val="22"/>
+        </w:rPr>
+        <w:t xml:space="preserve">, 2023).  </w:t>
       </w:r>
     </w:p>
   </w:footnote>
@@ -19844,7 +19739,25 @@
           <w:sz w:val="22"/>
           <w:szCs w:val="22"/>
         </w:rPr>
-        <w:t xml:space="preserve"> (DoNIDCR, 2023b).</w:t>
+        <w:t xml:space="preserve"> (</w:t>
+      </w:r>
+      <w:proofErr w:type="spellStart"/>
+      <w:r>
+        <w:rPr>
+          <w:color w:val="000000"/>
+          <w:sz w:val="22"/>
+          <w:szCs w:val="22"/>
+        </w:rPr>
+        <w:t>DoNIDCR</w:t>
+      </w:r>
+      <w:proofErr w:type="spellEnd"/>
+      <w:r>
+        <w:rPr>
+          <w:color w:val="000000"/>
+          <w:sz w:val="22"/>
+          <w:szCs w:val="22"/>
+        </w:rPr>
+        <w:t>, 2023b).</w:t>
       </w:r>
     </w:p>
   </w:footnote>
@@ -19940,7 +19853,25 @@
           <w:sz w:val="22"/>
           <w:szCs w:val="22"/>
         </w:rPr>
-        <w:t xml:space="preserve"> (DoNIDCR, 2023a).</w:t>
+        <w:t xml:space="preserve"> (</w:t>
+      </w:r>
+      <w:proofErr w:type="spellStart"/>
+      <w:r>
+        <w:rPr>
+          <w:color w:val="000000"/>
+          <w:sz w:val="22"/>
+          <w:szCs w:val="22"/>
+        </w:rPr>
+        <w:t>DoNIDCR</w:t>
+      </w:r>
+      <w:proofErr w:type="spellEnd"/>
+      <w:r>
+        <w:rPr>
+          <w:color w:val="000000"/>
+          <w:sz w:val="22"/>
+          <w:szCs w:val="22"/>
+        </w:rPr>
+        <w:t>, 2023a).</w:t>
       </w:r>
     </w:p>
   </w:footnote>
@@ -20004,7 +19935,25 @@
           <w:sz w:val="22"/>
           <w:szCs w:val="22"/>
         </w:rPr>
-        <w:t xml:space="preserve"> (DoNIDCR, 2024b). </w:t>
+        <w:t xml:space="preserve"> (</w:t>
+      </w:r>
+      <w:proofErr w:type="spellStart"/>
+      <w:r>
+        <w:rPr>
+          <w:color w:val="000000"/>
+          <w:sz w:val="22"/>
+          <w:szCs w:val="22"/>
+        </w:rPr>
+        <w:t>DoNIDCR</w:t>
+      </w:r>
+      <w:proofErr w:type="spellEnd"/>
+      <w:r>
+        <w:rPr>
+          <w:color w:val="000000"/>
+          <w:sz w:val="22"/>
+          <w:szCs w:val="22"/>
+        </w:rPr>
+        <w:t xml:space="preserve">, 2024b). </w:t>
       </w:r>
     </w:p>
   </w:footnote>
@@ -20036,7 +19985,25 @@
           <w:sz w:val="22"/>
           <w:szCs w:val="22"/>
         </w:rPr>
-        <w:t xml:space="preserve"> (Himalayan News Service,  2019).</w:t>
+        <w:t xml:space="preserve"> (Himalayan News </w:t>
+      </w:r>
+      <w:proofErr w:type="gramStart"/>
+      <w:r>
+        <w:rPr>
+          <w:color w:val="000000"/>
+          <w:sz w:val="22"/>
+          <w:szCs w:val="22"/>
+        </w:rPr>
+        <w:t>Service,  2019</w:t>
+      </w:r>
+      <w:proofErr w:type="gramEnd"/>
+      <w:r>
+        <w:rPr>
+          <w:color w:val="000000"/>
+          <w:sz w:val="22"/>
+          <w:szCs w:val="22"/>
+        </w:rPr>
+        <w:t>).</w:t>
       </w:r>
     </w:p>
   </w:footnote>
@@ -20268,14 +20235,30 @@
           <w:sz w:val="22"/>
           <w:szCs w:val="22"/>
         </w:rPr>
-        <w:t>As this report goes to print, mandatory National ID enrollment has surged from 16 million in late 2024 to over 20 million by mid-2026. Distribution has also accelerated since its 2022 rollout, with over 7.7 million physical cards dispatched to District Administration Offices (DAOs), (see, DoNIDCR 2026).</w:t>
-      </w:r>
-      <w:r>
-        <w:rPr>
-          <w:color w:val="000000"/>
+        <w:t xml:space="preserve">As this report goes to print, mandatory National ID enrollment has surged from 16 million in late 2024 to over 20 million by mid-2026. Distribution has also accelerated since its 2022 rollout, with over 7.7 million physical cards dispatched to District Administration Offices (DAOs), (see, </w:t>
+      </w:r>
+      <w:proofErr w:type="spellStart"/>
+      <w:r>
+        <w:rPr>
           <w:sz w:val="22"/>
           <w:szCs w:val="22"/>
         </w:rPr>
+        <w:t>DoNIDCR</w:t>
+      </w:r>
+      <w:proofErr w:type="spellEnd"/>
+      <w:r>
+        <w:rPr>
+          <w:sz w:val="22"/>
+          <w:szCs w:val="22"/>
+        </w:rPr>
+        <w:t xml:space="preserve"> 2026).</w:t>
+      </w:r>
+      <w:r>
+        <w:rPr>
+          <w:color w:val="000000"/>
+          <w:sz w:val="22"/>
+          <w:szCs w:val="22"/>
+        </w:rPr>
         <w:t xml:space="preserve"> </w:t>
       </w:r>
     </w:p>
@@ -20372,7 +20355,25 @@
           <w:sz w:val="22"/>
           <w:szCs w:val="22"/>
         </w:rPr>
-        <w:t xml:space="preserve"> (Shrestha and Mulmi, 2016: 13).</w:t>
+        <w:t xml:space="preserve"> (Shrestha and </w:t>
+      </w:r>
+      <w:proofErr w:type="spellStart"/>
+      <w:r>
+        <w:rPr>
+          <w:color w:val="000000"/>
+          <w:sz w:val="22"/>
+          <w:szCs w:val="22"/>
+        </w:rPr>
+        <w:t>Mulmi</w:t>
+      </w:r>
+      <w:proofErr w:type="spellEnd"/>
+      <w:r>
+        <w:rPr>
+          <w:color w:val="000000"/>
+          <w:sz w:val="22"/>
+          <w:szCs w:val="22"/>
+        </w:rPr>
+        <w:t>, 2016: 13).</w:t>
       </w:r>
     </w:p>
   </w:footnote>
@@ -20425,7 +20426,25 @@
           <w:sz w:val="22"/>
           <w:szCs w:val="22"/>
         </w:rPr>
-        <w:t xml:space="preserve"> (Morpho Safran was renamed as Idemia in 2017).</w:t>
+        <w:t xml:space="preserve"> (Morpho Safran was renamed as </w:t>
+      </w:r>
+      <w:proofErr w:type="spellStart"/>
+      <w:r>
+        <w:rPr>
+          <w:color w:val="000000"/>
+          <w:sz w:val="22"/>
+          <w:szCs w:val="22"/>
+        </w:rPr>
+        <w:t>Idemia</w:t>
+      </w:r>
+      <w:proofErr w:type="spellEnd"/>
+      <w:r>
+        <w:rPr>
+          <w:color w:val="000000"/>
+          <w:sz w:val="22"/>
+          <w:szCs w:val="22"/>
+        </w:rPr>
+        <w:t xml:space="preserve"> in 2017).</w:t>
       </w:r>
     </w:p>
   </w:footnote>
@@ -20457,7 +20476,25 @@
           <w:sz w:val="22"/>
           <w:szCs w:val="22"/>
         </w:rPr>
-        <w:t xml:space="preserve"> (DoNIDCR, 2023b).</w:t>
+        <w:t xml:space="preserve"> (</w:t>
+      </w:r>
+      <w:proofErr w:type="spellStart"/>
+      <w:r>
+        <w:rPr>
+          <w:color w:val="000000"/>
+          <w:sz w:val="22"/>
+          <w:szCs w:val="22"/>
+        </w:rPr>
+        <w:t>DoNIDCR</w:t>
+      </w:r>
+      <w:proofErr w:type="spellEnd"/>
+      <w:r>
+        <w:rPr>
+          <w:color w:val="000000"/>
+          <w:sz w:val="22"/>
+          <w:szCs w:val="22"/>
+        </w:rPr>
+        <w:t>, 2023b).</w:t>
       </w:r>
     </w:p>
   </w:footnote>
@@ -20489,7 +20526,25 @@
           <w:sz w:val="22"/>
           <w:szCs w:val="22"/>
         </w:rPr>
-        <w:t xml:space="preserve"> (Idemia Official website, accessed 21 February 2023).</w:t>
+        <w:t xml:space="preserve"> (</w:t>
+      </w:r>
+      <w:proofErr w:type="spellStart"/>
+      <w:r>
+        <w:rPr>
+          <w:color w:val="000000"/>
+          <w:sz w:val="22"/>
+          <w:szCs w:val="22"/>
+        </w:rPr>
+        <w:t>Idemia</w:t>
+      </w:r>
+      <w:proofErr w:type="spellEnd"/>
+      <w:r>
+        <w:rPr>
+          <w:color w:val="000000"/>
+          <w:sz w:val="22"/>
+          <w:szCs w:val="22"/>
+        </w:rPr>
+        <w:t xml:space="preserve"> Official website, accessed 21 February 2023).</w:t>
       </w:r>
     </w:p>
   </w:footnote>
@@ -20553,7 +20608,25 @@
           <w:sz w:val="22"/>
           <w:szCs w:val="22"/>
         </w:rPr>
-        <w:t xml:space="preserve"> (Interview, 30 October 2022, Khotang).</w:t>
+        <w:t xml:space="preserve"> (Interview, 30 October 2022, </w:t>
+      </w:r>
+      <w:proofErr w:type="spellStart"/>
+      <w:r>
+        <w:rPr>
+          <w:color w:val="000000"/>
+          <w:sz w:val="22"/>
+          <w:szCs w:val="22"/>
+        </w:rPr>
+        <w:t>Khotang</w:t>
+      </w:r>
+      <w:proofErr w:type="spellEnd"/>
+      <w:r>
+        <w:rPr>
+          <w:color w:val="000000"/>
+          <w:sz w:val="22"/>
+          <w:szCs w:val="22"/>
+        </w:rPr>
+        <w:t>).</w:t>
       </w:r>
     </w:p>
   </w:footnote>
@@ -20611,13 +20684,167 @@
         </w:rPr>
         <w:footnoteRef/>
       </w:r>
+      <w:proofErr w:type="spellStart"/>
       <w:r>
         <w:rPr>
           <w:color w:val="000000"/>
           <w:sz w:val="22"/>
           <w:szCs w:val="22"/>
         </w:rPr>
-        <w:t xml:space="preserve">Jhapa, Sankhuwasabha, Saptari, Mahotari, Lalitpur, Rasuwa, Chitwan, Tanahu, Sangya, Kapilvastu, Gulmi, Salyan, Jumla, Kanchanpur, and Acham.  </w:t>
+        <w:t>Jhapa</w:t>
+      </w:r>
+      <w:proofErr w:type="spellEnd"/>
+      <w:r>
+        <w:rPr>
+          <w:color w:val="000000"/>
+          <w:sz w:val="22"/>
+          <w:szCs w:val="22"/>
+        </w:rPr>
+        <w:t xml:space="preserve">, </w:t>
+      </w:r>
+      <w:proofErr w:type="spellStart"/>
+      <w:r>
+        <w:rPr>
+          <w:color w:val="000000"/>
+          <w:sz w:val="22"/>
+          <w:szCs w:val="22"/>
+        </w:rPr>
+        <w:t>Sankhuwasabha</w:t>
+      </w:r>
+      <w:proofErr w:type="spellEnd"/>
+      <w:r>
+        <w:rPr>
+          <w:color w:val="000000"/>
+          <w:sz w:val="22"/>
+          <w:szCs w:val="22"/>
+        </w:rPr>
+        <w:t xml:space="preserve">, </w:t>
+      </w:r>
+      <w:proofErr w:type="spellStart"/>
+      <w:r>
+        <w:rPr>
+          <w:color w:val="000000"/>
+          <w:sz w:val="22"/>
+          <w:szCs w:val="22"/>
+        </w:rPr>
+        <w:t>Saptari</w:t>
+      </w:r>
+      <w:proofErr w:type="spellEnd"/>
+      <w:r>
+        <w:rPr>
+          <w:color w:val="000000"/>
+          <w:sz w:val="22"/>
+          <w:szCs w:val="22"/>
+        </w:rPr>
+        <w:t xml:space="preserve">, </w:t>
+      </w:r>
+      <w:proofErr w:type="spellStart"/>
+      <w:r>
+        <w:rPr>
+          <w:color w:val="000000"/>
+          <w:sz w:val="22"/>
+          <w:szCs w:val="22"/>
+        </w:rPr>
+        <w:t>Mahotari</w:t>
+      </w:r>
+      <w:proofErr w:type="spellEnd"/>
+      <w:r>
+        <w:rPr>
+          <w:color w:val="000000"/>
+          <w:sz w:val="22"/>
+          <w:szCs w:val="22"/>
+        </w:rPr>
+        <w:t xml:space="preserve">, Lalitpur, </w:t>
+      </w:r>
+      <w:proofErr w:type="spellStart"/>
+      <w:r>
+        <w:rPr>
+          <w:color w:val="000000"/>
+          <w:sz w:val="22"/>
+          <w:szCs w:val="22"/>
+        </w:rPr>
+        <w:t>Rasuwa</w:t>
+      </w:r>
+      <w:proofErr w:type="spellEnd"/>
+      <w:r>
+        <w:rPr>
+          <w:color w:val="000000"/>
+          <w:sz w:val="22"/>
+          <w:szCs w:val="22"/>
+        </w:rPr>
+        <w:t xml:space="preserve">, Chitwan, Tanahu, Sangya, Kapilvastu, </w:t>
+      </w:r>
+      <w:proofErr w:type="spellStart"/>
+      <w:r>
+        <w:rPr>
+          <w:color w:val="000000"/>
+          <w:sz w:val="22"/>
+          <w:szCs w:val="22"/>
+        </w:rPr>
+        <w:t>Gulmi</w:t>
+      </w:r>
+      <w:proofErr w:type="spellEnd"/>
+      <w:r>
+        <w:rPr>
+          <w:color w:val="000000"/>
+          <w:sz w:val="22"/>
+          <w:szCs w:val="22"/>
+        </w:rPr>
+        <w:t xml:space="preserve">, </w:t>
+      </w:r>
+      <w:proofErr w:type="spellStart"/>
+      <w:r>
+        <w:rPr>
+          <w:color w:val="000000"/>
+          <w:sz w:val="22"/>
+          <w:szCs w:val="22"/>
+        </w:rPr>
+        <w:t>Salyan</w:t>
+      </w:r>
+      <w:proofErr w:type="spellEnd"/>
+      <w:r>
+        <w:rPr>
+          <w:color w:val="000000"/>
+          <w:sz w:val="22"/>
+          <w:szCs w:val="22"/>
+        </w:rPr>
+        <w:t xml:space="preserve">, Jumla, </w:t>
+      </w:r>
+      <w:proofErr w:type="spellStart"/>
+      <w:r>
+        <w:rPr>
+          <w:color w:val="000000"/>
+          <w:sz w:val="22"/>
+          <w:szCs w:val="22"/>
+        </w:rPr>
+        <w:t>Kanchanpur</w:t>
+      </w:r>
+      <w:proofErr w:type="spellEnd"/>
+      <w:r>
+        <w:rPr>
+          <w:color w:val="000000"/>
+          <w:sz w:val="22"/>
+          <w:szCs w:val="22"/>
+        </w:rPr>
+        <w:t xml:space="preserve">, and </w:t>
+      </w:r>
+      <w:proofErr w:type="spellStart"/>
+      <w:r>
+        <w:rPr>
+          <w:color w:val="000000"/>
+          <w:sz w:val="22"/>
+          <w:szCs w:val="22"/>
+        </w:rPr>
+        <w:t>Acham</w:t>
+      </w:r>
+      <w:proofErr w:type="spellEnd"/>
+      <w:r>
+        <w:rPr>
+          <w:color w:val="000000"/>
+          <w:sz w:val="22"/>
+          <w:szCs w:val="22"/>
+        </w:rPr>
+        <w:t xml:space="preserve">.  </w:t>
       </w:r>
     </w:p>
   </w:footnote>
@@ -20649,7 +20876,259 @@
           <w:sz w:val="22"/>
           <w:szCs w:val="22"/>
         </w:rPr>
-        <w:t xml:space="preserve"> (Khotang, Okhaldhunga, Solukhumbu, Puthan, Rolpa, Dang, Bake, Bardiya, Kailali, Sunsari, Morang, Dhankuta, Terathum, Bhojpur, Illam, Taplejung, Surkhet, East Rukum, West Rukum, Dailekh, Jagarkot, and Kalikot.)</w:t>
+        <w:t xml:space="preserve"> (</w:t>
+      </w:r>
+      <w:proofErr w:type="spellStart"/>
+      <w:r>
+        <w:rPr>
+          <w:color w:val="000000"/>
+          <w:sz w:val="22"/>
+          <w:szCs w:val="22"/>
+        </w:rPr>
+        <w:t>Khotang</w:t>
+      </w:r>
+      <w:proofErr w:type="spellEnd"/>
+      <w:r>
+        <w:rPr>
+          <w:color w:val="000000"/>
+          <w:sz w:val="22"/>
+          <w:szCs w:val="22"/>
+        </w:rPr>
+        <w:t xml:space="preserve">, </w:t>
+      </w:r>
+      <w:proofErr w:type="spellStart"/>
+      <w:r>
+        <w:rPr>
+          <w:color w:val="000000"/>
+          <w:sz w:val="22"/>
+          <w:szCs w:val="22"/>
+        </w:rPr>
+        <w:t>Okhaldhunga</w:t>
+      </w:r>
+      <w:proofErr w:type="spellEnd"/>
+      <w:r>
+        <w:rPr>
+          <w:color w:val="000000"/>
+          <w:sz w:val="22"/>
+          <w:szCs w:val="22"/>
+        </w:rPr>
+        <w:t xml:space="preserve">, </w:t>
+      </w:r>
+      <w:proofErr w:type="spellStart"/>
+      <w:r>
+        <w:rPr>
+          <w:color w:val="000000"/>
+          <w:sz w:val="22"/>
+          <w:szCs w:val="22"/>
+        </w:rPr>
+        <w:t>Solukhumbu</w:t>
+      </w:r>
+      <w:proofErr w:type="spellEnd"/>
+      <w:r>
+        <w:rPr>
+          <w:color w:val="000000"/>
+          <w:sz w:val="22"/>
+          <w:szCs w:val="22"/>
+        </w:rPr>
+        <w:t xml:space="preserve">, </w:t>
+      </w:r>
+      <w:proofErr w:type="spellStart"/>
+      <w:r>
+        <w:rPr>
+          <w:color w:val="000000"/>
+          <w:sz w:val="22"/>
+          <w:szCs w:val="22"/>
+        </w:rPr>
+        <w:t>Puthan</w:t>
+      </w:r>
+      <w:proofErr w:type="spellEnd"/>
+      <w:r>
+        <w:rPr>
+          <w:color w:val="000000"/>
+          <w:sz w:val="22"/>
+          <w:szCs w:val="22"/>
+        </w:rPr>
+        <w:t xml:space="preserve">, </w:t>
+      </w:r>
+      <w:proofErr w:type="spellStart"/>
+      <w:r>
+        <w:rPr>
+          <w:color w:val="000000"/>
+          <w:sz w:val="22"/>
+          <w:szCs w:val="22"/>
+        </w:rPr>
+        <w:t>Rolpa</w:t>
+      </w:r>
+      <w:proofErr w:type="spellEnd"/>
+      <w:r>
+        <w:rPr>
+          <w:color w:val="000000"/>
+          <w:sz w:val="22"/>
+          <w:szCs w:val="22"/>
+        </w:rPr>
+        <w:t xml:space="preserve">, Dang, Bake, Bardiya, Kailali, </w:t>
+      </w:r>
+      <w:proofErr w:type="spellStart"/>
+      <w:r>
+        <w:rPr>
+          <w:color w:val="000000"/>
+          <w:sz w:val="22"/>
+          <w:szCs w:val="22"/>
+        </w:rPr>
+        <w:t>Sunsari</w:t>
+      </w:r>
+      <w:proofErr w:type="spellEnd"/>
+      <w:r>
+        <w:rPr>
+          <w:color w:val="000000"/>
+          <w:sz w:val="22"/>
+          <w:szCs w:val="22"/>
+        </w:rPr>
+        <w:t xml:space="preserve">, Morang, </w:t>
+      </w:r>
+      <w:proofErr w:type="spellStart"/>
+      <w:r>
+        <w:rPr>
+          <w:color w:val="000000"/>
+          <w:sz w:val="22"/>
+          <w:szCs w:val="22"/>
+        </w:rPr>
+        <w:t>Dhankuta</w:t>
+      </w:r>
+      <w:proofErr w:type="spellEnd"/>
+      <w:r>
+        <w:rPr>
+          <w:color w:val="000000"/>
+          <w:sz w:val="22"/>
+          <w:szCs w:val="22"/>
+        </w:rPr>
+        <w:t xml:space="preserve">, </w:t>
+      </w:r>
+      <w:proofErr w:type="spellStart"/>
+      <w:r>
+        <w:rPr>
+          <w:color w:val="000000"/>
+          <w:sz w:val="22"/>
+          <w:szCs w:val="22"/>
+        </w:rPr>
+        <w:t>Terathum</w:t>
+      </w:r>
+      <w:proofErr w:type="spellEnd"/>
+      <w:r>
+        <w:rPr>
+          <w:color w:val="000000"/>
+          <w:sz w:val="22"/>
+          <w:szCs w:val="22"/>
+        </w:rPr>
+        <w:t xml:space="preserve">, </w:t>
+      </w:r>
+      <w:proofErr w:type="spellStart"/>
+      <w:r>
+        <w:rPr>
+          <w:color w:val="000000"/>
+          <w:sz w:val="22"/>
+          <w:szCs w:val="22"/>
+        </w:rPr>
+        <w:t>Bhojpur</w:t>
+      </w:r>
+      <w:proofErr w:type="spellEnd"/>
+      <w:r>
+        <w:rPr>
+          <w:color w:val="000000"/>
+          <w:sz w:val="22"/>
+          <w:szCs w:val="22"/>
+        </w:rPr>
+        <w:t xml:space="preserve">, Illam, </w:t>
+      </w:r>
+      <w:proofErr w:type="spellStart"/>
+      <w:r>
+        <w:rPr>
+          <w:color w:val="000000"/>
+          <w:sz w:val="22"/>
+          <w:szCs w:val="22"/>
+        </w:rPr>
+        <w:t>Taplejung</w:t>
+      </w:r>
+      <w:proofErr w:type="spellEnd"/>
+      <w:r>
+        <w:rPr>
+          <w:color w:val="000000"/>
+          <w:sz w:val="22"/>
+          <w:szCs w:val="22"/>
+        </w:rPr>
+        <w:t xml:space="preserve">, </w:t>
+      </w:r>
+      <w:proofErr w:type="spellStart"/>
+      <w:r>
+        <w:rPr>
+          <w:color w:val="000000"/>
+          <w:sz w:val="22"/>
+          <w:szCs w:val="22"/>
+        </w:rPr>
+        <w:t>Surkhet</w:t>
+      </w:r>
+      <w:proofErr w:type="spellEnd"/>
+      <w:r>
+        <w:rPr>
+          <w:color w:val="000000"/>
+          <w:sz w:val="22"/>
+          <w:szCs w:val="22"/>
+        </w:rPr>
+        <w:t xml:space="preserve">, East Rukum, West Rukum, </w:t>
+      </w:r>
+      <w:proofErr w:type="spellStart"/>
+      <w:r>
+        <w:rPr>
+          <w:color w:val="000000"/>
+          <w:sz w:val="22"/>
+          <w:szCs w:val="22"/>
+        </w:rPr>
+        <w:t>Dailekh</w:t>
+      </w:r>
+      <w:proofErr w:type="spellEnd"/>
+      <w:r>
+        <w:rPr>
+          <w:color w:val="000000"/>
+          <w:sz w:val="22"/>
+          <w:szCs w:val="22"/>
+        </w:rPr>
+        <w:t xml:space="preserve">, </w:t>
+      </w:r>
+      <w:proofErr w:type="spellStart"/>
+      <w:r>
+        <w:rPr>
+          <w:color w:val="000000"/>
+          <w:sz w:val="22"/>
+          <w:szCs w:val="22"/>
+        </w:rPr>
+        <w:t>Jagarkot</w:t>
+      </w:r>
+      <w:proofErr w:type="spellEnd"/>
+      <w:r>
+        <w:rPr>
+          <w:color w:val="000000"/>
+          <w:sz w:val="22"/>
+          <w:szCs w:val="22"/>
+        </w:rPr>
+        <w:t xml:space="preserve">, and </w:t>
+      </w:r>
+      <w:proofErr w:type="spellStart"/>
+      <w:r>
+        <w:rPr>
+          <w:color w:val="000000"/>
+          <w:sz w:val="22"/>
+          <w:szCs w:val="22"/>
+        </w:rPr>
+        <w:t>Kalikot</w:t>
+      </w:r>
+      <w:proofErr w:type="spellEnd"/>
+      <w:r>
+        <w:rPr>
+          <w:color w:val="000000"/>
+          <w:sz w:val="22"/>
+          <w:szCs w:val="22"/>
+        </w:rPr>
+        <w:t>.)</w:t>
       </w:r>
     </w:p>
   </w:footnote>
@@ -20681,7 +21160,25 @@
           <w:sz w:val="22"/>
           <w:szCs w:val="22"/>
         </w:rPr>
-        <w:t xml:space="preserve"> (DoNIDCR, 2024b)</w:t>
+        <w:t xml:space="preserve"> (</w:t>
+      </w:r>
+      <w:proofErr w:type="spellStart"/>
+      <w:r>
+        <w:rPr>
+          <w:color w:val="000000"/>
+          <w:sz w:val="22"/>
+          <w:szCs w:val="22"/>
+        </w:rPr>
+        <w:t>DoNIDCR</w:t>
+      </w:r>
+      <w:proofErr w:type="spellEnd"/>
+      <w:r>
+        <w:rPr>
+          <w:color w:val="000000"/>
+          <w:sz w:val="22"/>
+          <w:szCs w:val="22"/>
+        </w:rPr>
+        <w:t>, 2024b)</w:t>
       </w:r>
     </w:p>
   </w:footnote>
@@ -20777,7 +21274,25 @@
           <w:sz w:val="22"/>
           <w:szCs w:val="22"/>
         </w:rPr>
-        <w:t xml:space="preserve"> (DoNIDCR, 2024b)  </w:t>
+        <w:t xml:space="preserve"> (</w:t>
+      </w:r>
+      <w:proofErr w:type="spellStart"/>
+      <w:r>
+        <w:rPr>
+          <w:color w:val="000000"/>
+          <w:sz w:val="22"/>
+          <w:szCs w:val="22"/>
+        </w:rPr>
+        <w:t>DoNIDCR</w:t>
+      </w:r>
+      <w:proofErr w:type="spellEnd"/>
+      <w:r>
+        <w:rPr>
+          <w:color w:val="000000"/>
+          <w:sz w:val="22"/>
+          <w:szCs w:val="22"/>
+        </w:rPr>
+        <w:t xml:space="preserve">, 2024b)  </w:t>
       </w:r>
     </w:p>
   </w:footnote>
@@ -20937,7 +21452,25 @@
           <w:sz w:val="22"/>
           <w:szCs w:val="22"/>
         </w:rPr>
-        <w:t xml:space="preserve"> (DoNIDCR 2023b). </w:t>
+        <w:t xml:space="preserve"> (</w:t>
+      </w:r>
+      <w:proofErr w:type="spellStart"/>
+      <w:r>
+        <w:rPr>
+          <w:color w:val="000000"/>
+          <w:sz w:val="22"/>
+          <w:szCs w:val="22"/>
+        </w:rPr>
+        <w:t>DoNIDCR</w:t>
+      </w:r>
+      <w:proofErr w:type="spellEnd"/>
+      <w:r>
+        <w:rPr>
+          <w:color w:val="000000"/>
+          <w:sz w:val="22"/>
+          <w:szCs w:val="22"/>
+        </w:rPr>
+        <w:t xml:space="preserve"> 2023b). </w:t>
       </w:r>
     </w:p>
   </w:footnote>
@@ -20969,7 +21502,25 @@
           <w:sz w:val="22"/>
           <w:szCs w:val="22"/>
         </w:rPr>
-        <w:t xml:space="preserve"> (Highlighted in all FGDs in Sarlahi, 23-25 September 2022).</w:t>
+        <w:t xml:space="preserve"> (Highlighted in all FGDs in </w:t>
+      </w:r>
+      <w:proofErr w:type="spellStart"/>
+      <w:r>
+        <w:rPr>
+          <w:color w:val="000000"/>
+          <w:sz w:val="22"/>
+          <w:szCs w:val="22"/>
+        </w:rPr>
+        <w:t>Sarlahi</w:t>
+      </w:r>
+      <w:proofErr w:type="spellEnd"/>
+      <w:r>
+        <w:rPr>
+          <w:color w:val="000000"/>
+          <w:sz w:val="22"/>
+          <w:szCs w:val="22"/>
+        </w:rPr>
+        <w:t>, 23-25 September 2022).</w:t>
       </w:r>
     </w:p>
   </w:footnote>
@@ -21034,7 +21585,25 @@
           <w:sz w:val="22"/>
           <w:szCs w:val="22"/>
         </w:rPr>
-        <w:t xml:space="preserve"> National ID cards were dispatched to Khotang for distribution only in fiscal year 2024/25.</w:t>
+        <w:t xml:space="preserve"> National ID cards were dispatched to </w:t>
+      </w:r>
+      <w:proofErr w:type="spellStart"/>
+      <w:r>
+        <w:rPr>
+          <w:color w:val="000000"/>
+          <w:sz w:val="22"/>
+          <w:szCs w:val="22"/>
+        </w:rPr>
+        <w:t>Khotang</w:t>
+      </w:r>
+      <w:proofErr w:type="spellEnd"/>
+      <w:r>
+        <w:rPr>
+          <w:color w:val="000000"/>
+          <w:sz w:val="22"/>
+          <w:szCs w:val="22"/>
+        </w:rPr>
+        <w:t xml:space="preserve"> for distribution only in fiscal year 2024/25.</w:t>
       </w:r>
     </w:p>
   </w:footnote>
@@ -21130,7 +21699,43 @@
           <w:sz w:val="22"/>
           <w:szCs w:val="22"/>
         </w:rPr>
-        <w:t xml:space="preserve"> (Interviews, 22 September 2022 and 30 October 2022, in Sarlahi and Khotang, respectively).</w:t>
+        <w:t xml:space="preserve"> (Interviews, 22 September 2022 and 30 October 2022, in </w:t>
+      </w:r>
+      <w:proofErr w:type="spellStart"/>
+      <w:r>
+        <w:rPr>
+          <w:color w:val="000000"/>
+          <w:sz w:val="22"/>
+          <w:szCs w:val="22"/>
+        </w:rPr>
+        <w:t>Sarlahi</w:t>
+      </w:r>
+      <w:proofErr w:type="spellEnd"/>
+      <w:r>
+        <w:rPr>
+          <w:color w:val="000000"/>
+          <w:sz w:val="22"/>
+          <w:szCs w:val="22"/>
+        </w:rPr>
+        <w:t xml:space="preserve"> and </w:t>
+      </w:r>
+      <w:proofErr w:type="spellStart"/>
+      <w:r>
+        <w:rPr>
+          <w:color w:val="000000"/>
+          <w:sz w:val="22"/>
+          <w:szCs w:val="22"/>
+        </w:rPr>
+        <w:t>Khotang</w:t>
+      </w:r>
+      <w:proofErr w:type="spellEnd"/>
+      <w:r>
+        <w:rPr>
+          <w:color w:val="000000"/>
+          <w:sz w:val="22"/>
+          <w:szCs w:val="22"/>
+        </w:rPr>
+        <w:t>, respectively).</w:t>
       </w:r>
     </w:p>
   </w:footnote>
@@ -21194,7 +21799,61 @@
           <w:sz w:val="22"/>
           <w:szCs w:val="22"/>
         </w:rPr>
-        <w:t xml:space="preserve"> (Interviews, CDO Sarlahi, ICT officers in Sarlahi and Khotang also second this perspective, 21 September 2022).</w:t>
+        <w:t xml:space="preserve"> (Interviews, CDO </w:t>
+      </w:r>
+      <w:proofErr w:type="spellStart"/>
+      <w:r>
+        <w:rPr>
+          <w:color w:val="000000"/>
+          <w:sz w:val="22"/>
+          <w:szCs w:val="22"/>
+        </w:rPr>
+        <w:t>Sarlahi</w:t>
+      </w:r>
+      <w:proofErr w:type="spellEnd"/>
+      <w:r>
+        <w:rPr>
+          <w:color w:val="000000"/>
+          <w:sz w:val="22"/>
+          <w:szCs w:val="22"/>
+        </w:rPr>
+        <w:t xml:space="preserve">, ICT officers in </w:t>
+      </w:r>
+      <w:proofErr w:type="spellStart"/>
+      <w:r>
+        <w:rPr>
+          <w:color w:val="000000"/>
+          <w:sz w:val="22"/>
+          <w:szCs w:val="22"/>
+        </w:rPr>
+        <w:t>Sarlahi</w:t>
+      </w:r>
+      <w:proofErr w:type="spellEnd"/>
+      <w:r>
+        <w:rPr>
+          <w:color w:val="000000"/>
+          <w:sz w:val="22"/>
+          <w:szCs w:val="22"/>
+        </w:rPr>
+        <w:t xml:space="preserve"> and </w:t>
+      </w:r>
+      <w:proofErr w:type="spellStart"/>
+      <w:r>
+        <w:rPr>
+          <w:color w:val="000000"/>
+          <w:sz w:val="22"/>
+          <w:szCs w:val="22"/>
+        </w:rPr>
+        <w:t>Khotang</w:t>
+      </w:r>
+      <w:proofErr w:type="spellEnd"/>
+      <w:r>
+        <w:rPr>
+          <w:color w:val="000000"/>
+          <w:sz w:val="22"/>
+          <w:szCs w:val="22"/>
+        </w:rPr>
+        <w:t xml:space="preserve"> also second this perspective, 21 September 2022).</w:t>
       </w:r>
     </w:p>
   </w:footnote>
@@ -21322,7 +21981,25 @@
           <w:sz w:val="22"/>
           <w:szCs w:val="22"/>
         </w:rPr>
-        <w:t xml:space="preserve"> (Interview, 1 November 2022, Khotang).</w:t>
+        <w:t xml:space="preserve"> (Interview, 1 November 2022, </w:t>
+      </w:r>
+      <w:proofErr w:type="spellStart"/>
+      <w:r>
+        <w:rPr>
+          <w:color w:val="000000"/>
+          <w:sz w:val="22"/>
+          <w:szCs w:val="22"/>
+        </w:rPr>
+        <w:t>Khotang</w:t>
+      </w:r>
+      <w:proofErr w:type="spellEnd"/>
+      <w:r>
+        <w:rPr>
+          <w:color w:val="000000"/>
+          <w:sz w:val="22"/>
+          <w:szCs w:val="22"/>
+        </w:rPr>
+        <w:t>).</w:t>
       </w:r>
     </w:p>
   </w:footnote>
@@ -21356,12 +22033,21 @@
         </w:rPr>
         <w:t xml:space="preserve"> (</w:t>
       </w:r>
+      <w:proofErr w:type="spellStart"/>
       <w:r>
         <w:rPr>
           <w:sz w:val="22"/>
           <w:szCs w:val="22"/>
         </w:rPr>
-        <w:t xml:space="preserve">DoNIDCR, 2024a) </w:t>
+        <w:t>DoNIDCR</w:t>
+      </w:r>
+      <w:proofErr w:type="spellEnd"/>
+      <w:r>
+        <w:rPr>
+          <w:sz w:val="22"/>
+          <w:szCs w:val="22"/>
+        </w:rPr>
+        <w:t xml:space="preserve">, 2024a) </w:t>
       </w:r>
     </w:p>
   </w:footnote>
@@ -21425,7 +22111,25 @@
           <w:sz w:val="22"/>
           <w:szCs w:val="22"/>
         </w:rPr>
-        <w:t xml:space="preserve"> (Interview, 30 October 2022, Khotang). </w:t>
+        <w:t xml:space="preserve"> (Interview, 30 October 2022, </w:t>
+      </w:r>
+      <w:proofErr w:type="spellStart"/>
+      <w:r>
+        <w:rPr>
+          <w:color w:val="000000"/>
+          <w:sz w:val="22"/>
+          <w:szCs w:val="22"/>
+        </w:rPr>
+        <w:t>Khotang</w:t>
+      </w:r>
+      <w:proofErr w:type="spellEnd"/>
+      <w:r>
+        <w:rPr>
+          <w:color w:val="000000"/>
+          <w:sz w:val="22"/>
+          <w:szCs w:val="22"/>
+        </w:rPr>
+        <w:t xml:space="preserve">). </w:t>
       </w:r>
     </w:p>
   </w:footnote>
@@ -21542,7 +22246,39 @@
           <w:sz w:val="20"/>
           <w:szCs w:val="20"/>
         </w:rPr>
-        <w:t xml:space="preserve"> Ekantipur. 2025. Government website started to be closed. July 13 2025.</w:t>
+        <w:t xml:space="preserve"> </w:t>
+      </w:r>
+      <w:proofErr w:type="spellStart"/>
+      <w:r>
+        <w:rPr>
+          <w:sz w:val="20"/>
+          <w:szCs w:val="20"/>
+        </w:rPr>
+        <w:t>Ekantipur</w:t>
+      </w:r>
+      <w:proofErr w:type="spellEnd"/>
+      <w:r>
+        <w:rPr>
+          <w:sz w:val="20"/>
+          <w:szCs w:val="20"/>
+        </w:rPr>
+        <w:t>. 2025. Government website started to be closed. July 13</w:t>
+      </w:r>
+      <w:proofErr w:type="gramStart"/>
+      <w:r>
+        <w:rPr>
+          <w:sz w:val="20"/>
+          <w:szCs w:val="20"/>
+        </w:rPr>
+        <w:t> 2025</w:t>
+      </w:r>
+      <w:proofErr w:type="gramEnd"/>
+      <w:r>
+        <w:rPr>
+          <w:sz w:val="20"/>
+          <w:szCs w:val="20"/>
+        </w:rPr>
+        <w:t>.</w:t>
       </w:r>
     </w:p>
   </w:footnote>
@@ -21565,7 +22301,39 @@
           <w:sz w:val="20"/>
           <w:szCs w:val="20"/>
         </w:rPr>
-        <w:t xml:space="preserve"> Ekantipur. 2025. 10 out of 15 engineers leave jobs, National ID work disrupted.  January 17 2025.</w:t>
+        <w:t xml:space="preserve"> </w:t>
+      </w:r>
+      <w:proofErr w:type="spellStart"/>
+      <w:r>
+        <w:rPr>
+          <w:sz w:val="20"/>
+          <w:szCs w:val="20"/>
+        </w:rPr>
+        <w:t>Ekantipur</w:t>
+      </w:r>
+      <w:proofErr w:type="spellEnd"/>
+      <w:r>
+        <w:rPr>
+          <w:sz w:val="20"/>
+          <w:szCs w:val="20"/>
+        </w:rPr>
+        <w:t>. 2025. 10 out of 15 engineers leave jobs, National ID work disrupted.  January 17</w:t>
+      </w:r>
+      <w:proofErr w:type="gramStart"/>
+      <w:r>
+        <w:rPr>
+          <w:sz w:val="20"/>
+          <w:szCs w:val="20"/>
+        </w:rPr>
+        <w:t> 2025</w:t>
+      </w:r>
+      <w:proofErr w:type="gramEnd"/>
+      <w:r>
+        <w:rPr>
+          <w:sz w:val="20"/>
+          <w:szCs w:val="20"/>
+        </w:rPr>
+        <w:t>.</w:t>
       </w:r>
     </w:p>
   </w:footnote>
@@ -21681,7 +22449,23 @@
           <w:sz w:val="20"/>
           <w:szCs w:val="20"/>
         </w:rPr>
-        <w:t>, July 18 2023.</w:t>
+        <w:t>, July 18</w:t>
+      </w:r>
+      <w:proofErr w:type="gramStart"/>
+      <w:r>
+        <w:rPr>
+          <w:sz w:val="20"/>
+          <w:szCs w:val="20"/>
+        </w:rPr>
+        <w:t> 2023</w:t>
+      </w:r>
+      <w:proofErr w:type="gramEnd"/>
+      <w:r>
+        <w:rPr>
+          <w:sz w:val="20"/>
+          <w:szCs w:val="20"/>
+        </w:rPr>
+        <w:t>.</w:t>
       </w:r>
     </w:p>
   </w:footnote>
@@ -24220,7 +25004,6 @@
   <w:style w:type="character" w:default="1" w:styleId="DefaultParagraphFont">
     <w:name w:val="Default Paragraph Font"/>
     <w:uiPriority w:val="1"/>
-    <w:semiHidden/>
     <w:unhideWhenUsed/>
   </w:style>
   <w:style w:type="table" w:default="1" w:styleId="TableNormal">
